--- a/colorimetria.docx
+++ b/colorimetria.docx
@@ -259,44 +259,13 @@
       </w:r>
     </w:p>
     <w:p>
-      <w:pPr>
-        <w:rPr>
-          <w:lang w:val="en-US"/>
-        </w:rPr>
-      </w:pPr>
-      <w:r>
-        <w:rPr>
-          <w:lang w:val="en-US"/>
-        </w:rPr>
-        <w:t xml:space="preserve">Commit 3 </w:t>
-      </w:r>
-      <w:proofErr w:type="spellStart"/>
-      <w:r>
-        <w:rPr>
-          <w:lang w:val="en-US"/>
-        </w:rPr>
-        <w:t>segunda</w:t>
-      </w:r>
-      <w:proofErr w:type="spellEnd"/>
-      <w:r>
-        <w:rPr>
-          <w:lang w:val="en-US"/>
-        </w:rPr>
-        <w:t xml:space="preserve"> </w:t>
-      </w:r>
-      <w:proofErr w:type="spellStart"/>
-      <w:r>
-        <w:rPr>
-          <w:lang w:val="en-US"/>
-        </w:rPr>
-        <w:t>semana</w:t>
-      </w:r>
-      <w:proofErr w:type="spellEnd"/>
-      <w:r>
-        <w:rPr>
-          <w:lang w:val="en-US"/>
-        </w:rPr>
-        <w:t xml:space="preserve"> </w:t>
+      <w:proofErr w:type="spellStart"/>
+      <w:r>
+        <w:t>Commit</w:t>
+      </w:r>
+      <w:proofErr w:type="spellEnd"/>
+      <w:r>
+        <w:t xml:space="preserve"> 3 segunda semana </w:t>
       </w:r>
     </w:p>
     <w:p>
@@ -305,6 +274,37 @@
       </w:r>
       <w:r>
         <w:t xml:space="preserve">emana y por fin empezar a realizar el proyecto en el ámbito de programación que será lo complicado se analizaron las fortalezas del proyecto e igualmente se solicitó que pidiéramos los nombres de los otros proyectos para buscar cosas débiles en los análisis de los otros equipos y poder tumbarles el proyecto, era una práctica muy interesante aunque por causas de tiempo no se pudo realizar. </w:t>
+      </w:r>
+    </w:p>
+    <w:p>
+      <w:proofErr w:type="spellStart"/>
+      <w:r>
+        <w:t>Commit</w:t>
+      </w:r>
+      <w:proofErr w:type="spellEnd"/>
+      <w:r>
+        <w:t xml:space="preserve"> 1 tercera semana </w:t>
+      </w:r>
+    </w:p>
+    <w:p>
+      <w:r>
+        <w:t xml:space="preserve">La tercera semana se </w:t>
+      </w:r>
+      <w:proofErr w:type="spellStart"/>
+      <w:r>
+        <w:t>conformo</w:t>
+      </w:r>
+      <w:proofErr w:type="spellEnd"/>
+      <w:r>
+        <w:t xml:space="preserve"> primero en seguir revisando lo que </w:t>
+      </w:r>
+      <w:proofErr w:type="spellStart"/>
+      <w:r>
+        <w:t>serian</w:t>
+      </w:r>
+      <w:proofErr w:type="spellEnd"/>
+      <w:r>
+        <w:t xml:space="preserve"> los ejercicios de la semana pasada, y se propuso una actividad individual-equipo done veíamos las diferentes metodologías que son la de investigación y las de desarrollo de software.</w:t>
       </w:r>
       <w:bookmarkStart w:id="0" w:name="_GoBack"/>
       <w:bookmarkEnd w:id="0"/>

--- a/colorimetria.docx
+++ b/colorimetria.docx
@@ -305,6 +305,55 @@
       <w:proofErr w:type="spellEnd"/>
       <w:r>
         <w:t xml:space="preserve"> los ejercicios de la semana pasada, y se propuso una actividad individual-equipo done veíamos las diferentes metodologías que son la de investigación y las de desarrollo de software.</w:t>
+      </w:r>
+    </w:p>
+    <w:p>
+      <w:proofErr w:type="spellStart"/>
+      <w:r>
+        <w:t>Commit</w:t>
+      </w:r>
+      <w:proofErr w:type="spellEnd"/>
+      <w:r>
+        <w:t xml:space="preserve"> 2 </w:t>
+      </w:r>
+    </w:p>
+    <w:p>
+      <w:r>
+        <w:t xml:space="preserve">Posteriormente después de la clase se siguió realizando la actividad ya que no nos </w:t>
+      </w:r>
+      <w:proofErr w:type="spellStart"/>
+      <w:r>
+        <w:t>alcanzo</w:t>
+      </w:r>
+      <w:proofErr w:type="spellEnd"/>
+      <w:r>
+        <w:t xml:space="preserve"> el tiempo </w:t>
+      </w:r>
+      <w:proofErr w:type="spellStart"/>
+      <w:proofErr w:type="gramStart"/>
+      <w:r>
+        <w:t>mas</w:t>
+      </w:r>
+      <w:proofErr w:type="spellEnd"/>
+      <w:proofErr w:type="gramEnd"/>
+      <w:r>
+        <w:t xml:space="preserve"> que para terminar de explicar todo lo necesario para su realización, </w:t>
+      </w:r>
+      <w:proofErr w:type="spellStart"/>
+      <w:r>
+        <w:t>tmb</w:t>
+      </w:r>
+      <w:proofErr w:type="spellEnd"/>
+      <w:r>
+        <w:t xml:space="preserve"> se vieron las perspectivas que </w:t>
+      </w:r>
+      <w:proofErr w:type="spellStart"/>
+      <w:r>
+        <w:t>serian</w:t>
+      </w:r>
+      <w:proofErr w:type="spellEnd"/>
+      <w:r>
+        <w:t xml:space="preserve"> la cuantitativa y la cualitativa. </w:t>
       </w:r>
       <w:bookmarkStart w:id="0" w:name="_GoBack"/>
       <w:bookmarkEnd w:id="0"/>

--- a/colorimetria.docx
+++ b/colorimetria.docx
@@ -354,6 +354,29 @@
       <w:proofErr w:type="spellEnd"/>
       <w:r>
         <w:t xml:space="preserve"> la cuantitativa y la cualitativa. </w:t>
+      </w:r>
+    </w:p>
+    <w:p>
+      <w:proofErr w:type="spellStart"/>
+      <w:r>
+        <w:t>Commit</w:t>
+      </w:r>
+      <w:proofErr w:type="spellEnd"/>
+      <w:r>
+        <w:t xml:space="preserve"> 3 </w:t>
+      </w:r>
+    </w:p>
+    <w:p>
+      <w:r>
+        <w:t xml:space="preserve">En el segundo </w:t>
+      </w:r>
+      <w:proofErr w:type="spellStart"/>
+      <w:r>
+        <w:t>dia</w:t>
+      </w:r>
+      <w:proofErr w:type="spellEnd"/>
+      <w:r>
+        <w:t xml:space="preserve"> de teoría nos pusieron a resolver una pregunta que era conocer que debilidades tenia nuestro proyecto que a la vez nos impida usas las oportunidades que previamente consolidamos en otra actividad anterior. </w:t>
       </w:r>
       <w:bookmarkStart w:id="0" w:name="_GoBack"/>
       <w:bookmarkEnd w:id="0"/>
